--- a/examples/example_modern_professional.docx
+++ b/examples/example_modern_professional.docx
@@ -750,151 +750,6 @@
               </w:rPr>
             </w:r>
           </w:p>
-          <w:p>
-            <w:pPr>
-              <w:pStyle w:val="Heading2"/>
-              <w:tabs>
-                <w:tab w:pos="8210" w:val="right"/>
-              </w:tabs>
-            </w:pPr>
-            <w:r>
-              <w:rPr>
-                <w:b/>
-              </w:rPr>
-              <w:t>Radiosonde ground-station acceptance test protocol</w:t>
-            </w:r>
-            <w:r>
-              <w:tab/>
-            </w:r>
-            <w:r>
-              <w:t>Jan 2018 – Mar 2019</w:t>
-            </w:r>
-          </w:p>
-          <w:p>
-            <w:pPr>
-              <w:pStyle w:val="RISEntrySub"/>
-            </w:pPr>
-            <w:r>
-              <w:t>Coordinator</w:t>
-            </w:r>
-          </w:p>
-          <w:p>
-            <w:pPr>
-              <w:pStyle w:val="RISBody"/>
-            </w:pPr>
-            <w:r>
-              <w:t>Station acceptance testing varied between sites.</w:t>
-            </w:r>
-          </w:p>
-          <w:p>
-            <w:pPr>
-              <w:pStyle w:val="RISBullet"/>
-              <w:numPr>
-                <w:ilvl w:val="0"/>
-                <w:numId w:val="90"/>
-              </w:numPr>
-              <w:ind w:left="255" w:hanging="255"/>
-            </w:pPr>
-            <w:r>
-              <w:t>A common acceptance protocol and checklist adopted for new ground-receiving systems.</w:t>
-            </w:r>
-          </w:p>
-          <w:p>
-            <w:pPr>
-              <w:spacing w:before="0" w:after="0" w:lineRule="exact" w:line="70"/>
-            </w:pPr>
-            <w:r>
-              <w:rPr>
-                <w:sz w:val="2"/>
-              </w:rPr>
-            </w:r>
-          </w:p>
-          <w:p>
-            <w:pPr>
-              <w:pStyle w:val="Heading2"/>
-              <w:tabs>
-                <w:tab w:pos="8210" w:val="right"/>
-              </w:tabs>
-            </w:pPr>
-            <w:r>
-              <w:rPr>
-                <w:b/>
-              </w:rPr>
-              <w:t>IoT monitoring of laboratory infrastructure</w:t>
-            </w:r>
-            <w:r>
-              <w:tab/>
-            </w:r>
-            <w:r>
-              <w:t>Feb 2020 – Jun 2022</w:t>
-            </w:r>
-          </w:p>
-          <w:p>
-            <w:pPr>
-              <w:pStyle w:val="RISEntrySub"/>
-            </w:pPr>
-            <w:r>
-              <w:t>Project lead</w:t>
-            </w:r>
-          </w:p>
-          <w:p>
-            <w:pPr>
-              <w:pStyle w:val="RISBody"/>
-            </w:pPr>
-            <w:r>
-              <w:t>Instrument rooms lacked continuous environmental and power-quality monitoring.</w:t>
-            </w:r>
-          </w:p>
-          <w:p>
-            <w:pPr>
-              <w:pStyle w:val="RISMeta"/>
-            </w:pPr>
-            <w:r>
-              <w:rPr>
-                <w:b/>
-              </w:rPr>
-              <w:t xml:space="preserve">Technologies: </w:t>
-            </w:r>
-            <w:r>
-              <w:t>ESP32, Environmental sensors, MQTT, Node-RED, InfluxDB, Grafana</w:t>
-            </w:r>
-          </w:p>
-          <w:p>
-            <w:pPr>
-              <w:pStyle w:val="RISBullet"/>
-              <w:numPr>
-                <w:ilvl w:val="0"/>
-                <w:numId w:val="90"/>
-              </w:numPr>
-              <w:ind w:left="255" w:hanging="255"/>
-            </w:pPr>
-            <w:r>
-              <w:t>Deployed ESP32 sensor nodes publishing over MQTT to a Node-RED flow, InfluxDB time-series storage and Grafana dashboards with threshold alerts.</w:t>
-            </w:r>
-          </w:p>
-          <w:p>
-            <w:pPr>
-              <w:pStyle w:val="RISBullet"/>
-              <w:numPr>
-                <w:ilvl w:val="0"/>
-                <w:numId w:val="90"/>
-              </w:numPr>
-              <w:ind w:left="255" w:hanging="255"/>
-            </w:pPr>
-            <w:r>
-              <w:t>Continuous monitoring with automated alerts replaced manual twice-daily readings.</w:t>
-            </w:r>
-          </w:p>
-          <w:p>
-            <w:pPr>
-              <w:spacing w:before="0" w:after="0" w:lineRule="exact" w:line="70"/>
-            </w:pPr>
-            <w:r>
-              <w:rPr>
-                <w:sz w:val="2"/>
-              </w:rPr>
-            </w:r>
-          </w:p>
         </w:tc>
       </w:tr>
     </w:tbl>
@@ -1755,13 +1610,13 @@
               <w:rPr>
                 <w:b/>
               </w:rPr>
-              <w:t>Deep Learning for Edge Devices (40-hour course)</w:t>
+              <w:t>Deep Learning for Edge Devices</w:t>
             </w:r>
             <w:r>
               <w:tab/>
             </w:r>
             <w:r>
-              <w:t>2022</w:t>
+              <w:t>Mar 2022</w:t>
             </w:r>
           </w:p>
           <w:p>
@@ -1770,6 +1625,48 @@
             </w:pPr>
             <w:r>
               <w:t>Example Academy of Applied Computing</w:t>
+            </w:r>
+          </w:p>
+          <w:p>
+            <w:pPr>
+              <w:pStyle w:val="RISMeta"/>
+            </w:pPr>
+            <w:r>
+              <w:rPr>
+                <w:b/>
+              </w:rPr>
+              <w:t xml:space="preserve">Duration: </w:t>
+            </w:r>
+            <w:r>
+              <w:t>40 hours</w:t>
+            </w:r>
+          </w:p>
+          <w:p>
+            <w:pPr>
+              <w:pStyle w:val="RISMeta"/>
+            </w:pPr>
+            <w:r>
+              <w:rPr>
+                <w:b/>
+              </w:rPr>
+              <w:t xml:space="preserve">Credential: </w:t>
+            </w:r>
+            <w:r>
+              <w:t>EAAC-DL-0042</w:t>
+            </w:r>
+          </w:p>
+          <w:p>
+            <w:pPr>
+              <w:pStyle w:val="RISMeta"/>
+            </w:pPr>
+            <w:r>
+              <w:rPr>
+                <w:b/>
+              </w:rPr>
+              <w:t xml:space="preserve">Valid until: </w:t>
+            </w:r>
+            <w:r>
+              <w:t>Mar 2029</w:t>
             </w:r>
           </w:p>
           <w:p>
@@ -1793,13 +1690,13 @@
               <w:rPr>
                 <w:b/>
               </w:rPr>
-              <w:t>Public Procurement and GFR 2017 (5-day programme)</w:t>
+              <w:t>Workshop on Efficient Deep Learning for Embedded Vision</w:t>
             </w:r>
             <w:r>
               <w:tab/>
             </w:r>
             <w:r>
-              <w:t>2019</w:t>
+              <w:t>Dec 2023</w:t>
             </w:r>
           </w:p>
           <w:p>
@@ -1807,7 +1704,139 @@
               <w:pStyle w:val="RISEntrySub"/>
             </w:pPr>
             <w:r>
-              <w:t>Example Institute of Public Administration</w:t>
+              <w:t>Example Conference on Instrumentation (ECI 2023)</w:t>
+            </w:r>
+          </w:p>
+          <w:p>
+            <w:pPr>
+              <w:pStyle w:val="RISMeta"/>
+            </w:pPr>
+            <w:r>
+              <w:rPr>
+                <w:b/>
+              </w:rPr>
+              <w:t xml:space="preserve">Duration: </w:t>
+            </w:r>
+            <w:r>
+              <w:t>2 days</w:t>
+            </w:r>
+          </w:p>
+          <w:p>
+            <w:pPr>
+              <w:spacing w:before="0" w:after="0" w:lineRule="exact" w:line="70"/>
+            </w:pPr>
+            <w:r>
+              <w:rPr>
+                <w:sz w:val="2"/>
+              </w:rPr>
+            </w:r>
+          </w:p>
+          <w:p>
+            <w:pPr>
+              <w:pStyle w:val="Heading2"/>
+              <w:tabs>
+                <w:tab w:pos="8210" w:val="right"/>
+              </w:tabs>
+            </w:pPr>
+            <w:r>
+              <w:rPr>
+                <w:b/>
+              </w:rPr>
+              <w:t>Introduction to Machine Learning (12-week course)</w:t>
+            </w:r>
+            <w:r>
+              <w:tab/>
+            </w:r>
+            <w:r>
+              <w:t>Oct 2018</w:t>
+            </w:r>
+          </w:p>
+          <w:p>
+            <w:pPr>
+              <w:pStyle w:val="RISEntrySub"/>
+            </w:pPr>
+            <w:r>
+              <w:t>Example Online University Consortium</w:t>
+            </w:r>
+          </w:p>
+          <w:p>
+            <w:pPr>
+              <w:pStyle w:val="RISMeta"/>
+            </w:pPr>
+            <w:r>
+              <w:rPr>
+                <w:b/>
+              </w:rPr>
+              <w:t xml:space="preserve">Duration: </w:t>
+            </w:r>
+            <w:r>
+              <w:t>48 hours</w:t>
+            </w:r>
+          </w:p>
+          <w:p>
+            <w:pPr>
+              <w:pStyle w:val="RISMeta"/>
+            </w:pPr>
+            <w:r>
+              <w:rPr>
+                <w:b/>
+              </w:rPr>
+              <w:t xml:space="preserve">Result: </w:t>
+            </w:r>
+            <w:r>
+              <w:t>Elite (82%)</w:t>
+            </w:r>
+          </w:p>
+          <w:p>
+            <w:pPr>
+              <w:spacing w:before="0" w:after="0" w:lineRule="exact" w:line="70"/>
+            </w:pPr>
+            <w:r>
+              <w:rPr>
+                <w:sz w:val="2"/>
+              </w:rPr>
+            </w:r>
+          </w:p>
+          <w:p>
+            <w:pPr>
+              <w:pStyle w:val="Heading2"/>
+              <w:tabs>
+                <w:tab w:pos="8210" w:val="right"/>
+              </w:tabs>
+            </w:pPr>
+            <w:r>
+              <w:rPr>
+                <w:b/>
+              </w:rPr>
+              <w:t>Public Procurement and GFR 2017</w:t>
+            </w:r>
+            <w:r>
+              <w:tab/>
+            </w:r>
+            <w:r>
+              <w:t>Nov 2019</w:t>
+            </w:r>
+          </w:p>
+          <w:p>
+            <w:pPr>
+              <w:pStyle w:val="RISEntrySub"/>
+            </w:pPr>
+            <w:r>
+              <w:t>Example Institute of Public Administration (sponsored by Kestrel Atmospheric Instrumentation Laboratory)</w:t>
+            </w:r>
+          </w:p>
+          <w:p>
+            <w:pPr>
+              <w:pStyle w:val="RISMeta"/>
+            </w:pPr>
+            <w:r>
+              <w:rPr>
+                <w:b/>
+              </w:rPr>
+              <w:t xml:space="preserve">Duration: </w:t>
+            </w:r>
+            <w:r>
+              <w:t>5 days</w:t>
             </w:r>
           </w:p>
           <w:p>

--- a/examples/example_modern_professional.docx
+++ b/examples/example_modern_professional.docx
@@ -221,7 +221,7 @@
               <w:pStyle w:val="RISBody"/>
             </w:pPr>
             <w:r>
-              <w:t>Avionics (MIL-STD-1553 / ARINC 429, Avionics integration) · Scientific instrumentation (Environmental qualification testing, Sensor calibration, Radiosonde and upper-air systems) · Embedded systems (Embedded C, ESP32 / STM32 microcontrollers) · Computer vision (Image super-resolution, Object detection) · Drones &amp; UAV systems (UAV payload integration) · Edge AI (NVIDIA Jetson deployment) · AI / machine learning (Deep learning, PyTorch) · Procurement &amp; administration (Technical procurement (GeM, GFR)) · IoT (MQTT and Node-RED, InfluxDB and Grafana) · Model optimisation (TensorRT and ONNX, Pruning and knowledge distillation) · Software &amp; tools (Python, Docker and Linux) · Technical leadership (Team leadership)</w:t>
+              <w:t>Avionics (MIL-STD-1553 / ARINC 429, Avionics integration) · Scientific instrumentation (Environmental qualification testing, Sensor calibration, Radiosonde and upper-air systems) · Embedded systems (Embedded C, ESP32 / STM32 microcontrollers) · Edge AI (NVIDIA Jetson deployment) · Drones &amp; UAV systems (UAV payload integration) · AI / machine learning (PyTorch, Deep learning) · IoT (MQTT and Node-RED, InfluxDB and Grafana) · Computer vision (Image super-resolution, Object detection) · GPU computing (CUDA / GPU computing) · Model optimisation (TensorRT and ONNX, Pruning and knowledge distillation) · Software &amp; tools (Python, Docker and Linux) · Technical leadership (Team leadership)</w:t>
             </w:r>
           </w:p>
         </w:tc>
@@ -1742,13 +1742,13 @@
               <w:rPr>
                 <w:b/>
               </w:rPr>
-              <w:t>Introduction to Machine Learning (12-week course)</w:t>
+              <w:t>National Seminar on Upper-Air Observing Systems</w:t>
             </w:r>
             <w:r>
               <w:tab/>
             </w:r>
             <w:r>
-              <w:t>Oct 2018</w:t>
+              <w:t>Aug 2021</w:t>
             </w:r>
           </w:p>
           <w:p>
@@ -1756,7 +1756,7 @@
               <w:pStyle w:val="RISEntrySub"/>
             </w:pPr>
             <w:r>
-              <w:t>Example Online University Consortium</w:t>
+              <w:t>Example Society of Atmospheric Instrumentation</w:t>
             </w:r>
           </w:p>
           <w:p>
@@ -1770,21 +1770,7 @@
               <w:t xml:space="preserve">Duration: </w:t>
             </w:r>
             <w:r>
-              <w:t>48 hours</w:t>
-            </w:r>
-          </w:p>
-          <w:p>
-            <w:pPr>
-              <w:pStyle w:val="RISMeta"/>
-            </w:pPr>
-            <w:r>
-              <w:rPr>
-                <w:b/>
-              </w:rPr>
-              <w:t xml:space="preserve">Result: </w:t>
-            </w:r>
-            <w:r>
-              <w:t>Elite (82%)</w:t>
+              <w:t>1 day</w:t>
             </w:r>
           </w:p>
           <w:p>
@@ -1808,13 +1794,13 @@
               <w:rPr>
                 <w:b/>
               </w:rPr>
-              <w:t>Public Procurement and GFR 2017</w:t>
+              <w:t>Mid-Career Training Programme for Scientists</w:t>
             </w:r>
             <w:r>
               <w:tab/>
             </w:r>
             <w:r>
-              <w:t>Nov 2019</w:t>
+              <w:t>Feb 2020</w:t>
             </w:r>
           </w:p>
           <w:p>
@@ -1822,7 +1808,7 @@
               <w:pStyle w:val="RISEntrySub"/>
             </w:pPr>
             <w:r>
-              <w:t>Example Institute of Public Administration (sponsored by Kestrel Atmospheric Instrumentation Laboratory)</w:t>
+              <w:t>Example Institute of Scientific Administration (sponsored by Ministry of Example Sciences)</w:t>
             </w:r>
           </w:p>
           <w:p>
@@ -1836,7 +1822,7 @@
               <w:t xml:space="preserve">Duration: </w:t>
             </w:r>
             <w:r>
-              <w:t>5 days</w:t>
+              <w:t>10 days</w:t>
             </w:r>
           </w:p>
           <w:p>
@@ -1971,10 +1957,10 @@
               <w:rPr>
                 <w:b/>
               </w:rPr>
-              <w:t xml:space="preserve">Computer vision: </w:t>
+              <w:t xml:space="preserve">Edge AI: </w:t>
             </w:r>
             <w:r>
-              <w:t>Image super-resolution, Object detection</w:t>
+              <w:t>NVIDIA Jetson deployment</w:t>
             </w:r>
           </w:p>
           <w:p>
@@ -2001,10 +1987,10 @@
               <w:rPr>
                 <w:b/>
               </w:rPr>
-              <w:t xml:space="preserve">Edge AI: </w:t>
+              <w:t xml:space="preserve">AI / machine learning: </w:t>
             </w:r>
             <w:r>
-              <w:t>NVIDIA Jetson deployment</w:t>
+              <w:t>PyTorch, Deep learning</w:t>
             </w:r>
           </w:p>
           <w:p>
@@ -2016,10 +2002,10 @@
               <w:rPr>
                 <w:b/>
               </w:rPr>
-              <w:t xml:space="preserve">AI / machine learning: </w:t>
+              <w:t xml:space="preserve">IoT: </w:t>
             </w:r>
             <w:r>
-              <w:t>Deep learning, PyTorch</w:t>
+              <w:t>MQTT and Node-RED, InfluxDB and Grafana</w:t>
             </w:r>
           </w:p>
         </w:tc>
